--- a/canvas_answers.docx
+++ b/canvas_answers.docx
@@ -738,7 +738,6 @@
       <w:pPr>
         <w:pStyle w:val="Normal"/>
         <w:spacing w:before="0" w:after="160"/>
-        <w:jc w:val="both"/>
         <w:rPr/>
       </w:pPr>
       <w:r>
@@ -750,19 +749,25 @@
       <w:pPr>
         <w:pStyle w:val="Normal"/>
         <w:spacing w:before="0" w:after="160"/>
-        <w:jc w:val="both"/>
-        <w:rPr/>
-      </w:pPr>
-      <w:r>
-        <w:rPr/>
-        <w:t>At -O0 no transformations are applied. Variables are reloaded from the stack on every use, loop counters are not kept in registers, and arithmetic uses scalar mulsd and addsd instructions. Performance sits in a flat band around 0.3-0.4x10^9 FLOPS, declining slightly to around 0.2x10^9 at large N.</w:t>
-      </w:r>
-    </w:p>
-    <w:p>
-      <w:pPr>
-        <w:pStyle w:val="Normal"/>
-        <w:spacing w:before="0" w:after="160"/>
-        <w:jc w:val="both"/>
+        <w:rPr/>
+      </w:pPr>
+      <w:r>
+        <w:rPr/>
+        <w:t xml:space="preserve">At -O0 no transformations are applied. </w:t>
+      </w:r>
+      <w:r>
+        <w:rPr/>
+        <w:t>Looking at</w:t>
+      </w:r>
+      <w:r>
+        <w:rPr/>
+        <w:t xml:space="preserve"> main.s shows scalar vmulsd and vaddsd instructions operating on xmm registers, one double at a time, alongside explicit jmp and jl branch instructions on every loop iteration and variables reloaded from the stack via rbp-relative addresses. Performance sits in a flat band around 0.3-0.4x10^9 FLOPS, declining slightly to around 0.2x10^9 at large N.</w:t>
+      </w:r>
+    </w:p>
+    <w:p>
+      <w:pPr>
+        <w:pStyle w:val="Normal"/>
+        <w:spacing w:before="0" w:after="160"/>
         <w:rPr/>
       </w:pPr>
       <w:r>
@@ -774,19 +779,17 @@
       <w:pPr>
         <w:pStyle w:val="Normal"/>
         <w:spacing w:before="0" w:after="160"/>
-        <w:jc w:val="both"/>
-        <w:rPr/>
-      </w:pPr>
-      <w:r>
-        <w:rPr/>
-        <w:t>The most significant jump in the plot is from -O1 to -O2. At N=384, -O2 reaches approximately 1.65x10^9 FLOPS, roughly a 3x improvement over -O1 at the same size. Looking at main.s at -O2 shows packed ymm register instructions appearing in the inner loop, showing that GCC enables auto-vectorisation at this level on this target, transforming scalar mulsd/addsd pairs into four-wide AVX2 operations. -O2 also adds loop-invariant code motion and strength reduction, but the vectorisation is what drives the performance gain.</w:t>
-      </w:r>
-    </w:p>
-    <w:p>
-      <w:pPr>
-        <w:pStyle w:val="Normal"/>
-        <w:spacing w:before="0" w:after="160"/>
-        <w:jc w:val="both"/>
+        <w:rPr/>
+      </w:pPr>
+      <w:r>
+        <w:rPr/>
+        <w:t>The most significant jump in the plot is from -O1 to -O2. At N=384, -O2 reaches approximately 1.65x10^9 FLOPS, roughly a 3x improvement over -O1 at the same size. The change in main.s is direct: vbroadcastsd loads a scalar from A[i][k] into all four lanes of a ymm register, followed by vmulpd and vaddpd operating on 256-bit ymm registers rather than individual xmm registers. This confirms GCC enables auto-vectorisation at -O2 on this target, transforming scalar mulsd/addsd pairs into four-wide AVX2 operations. -O2 also adds loop-invariant code motion and strength reduction, but the vectorisation is what drives the performance gain.</w:t>
+      </w:r>
+    </w:p>
+    <w:p>
+      <w:pPr>
+        <w:pStyle w:val="Normal"/>
+        <w:spacing w:before="0" w:after="160"/>
         <w:rPr/>
       </w:pPr>
       <w:r>
@@ -1500,7 +1503,6 @@
       <w:pPr>
         <w:pStyle w:val="Normal"/>
         <w:spacing w:before="0" w:after="160"/>
-        <w:jc w:val="both"/>
         <w:rPr/>
       </w:pPr>
       <w:r>
@@ -1512,19 +1514,25 @@
       <w:pPr>
         <w:pStyle w:val="Normal"/>
         <w:spacing w:before="0" w:after="160"/>
-        <w:jc w:val="both"/>
-        <w:rPr/>
-      </w:pPr>
-      <w:r>
-        <w:rPr/>
-        <w:t xml:space="preserve">Blocking addresses this by partitioning the matrices into tiles of BLOCK_SIZE x BLOCK_SIZE and completing the full k-accumulation for each block before moving on. While one block is being processed, all three block submatrices stay resident in L1, so accesses within the block hit L1 rather than requiring a cache refill. </w:t>
-      </w:r>
-    </w:p>
-    <w:p>
-      <w:pPr>
-        <w:pStyle w:val="Normal"/>
-        <w:spacing w:before="0" w:after="160"/>
-        <w:jc w:val="both"/>
+        <w:rPr/>
+      </w:pPr>
+      <w:r>
+        <w:rPr/>
+        <w:t xml:space="preserve">Blocking addresses this by partitioning the matrices into </w:t>
+      </w:r>
+      <w:r>
+        <w:rPr/>
+        <w:t>blocks</w:t>
+      </w:r>
+      <w:r>
+        <w:rPr/>
+        <w:t xml:space="preserve"> of BLOCK_SIZE x BLOCK_SIZE and completing the full k-accumulation for each block before moving on. While one block is being processed, all three block submatrices stay resident in L1, so accesses within the block hit L1 rather than requiring a cache refill.</w:t>
+      </w:r>
+    </w:p>
+    <w:p>
+      <w:pPr>
+        <w:pStyle w:val="Normal"/>
+        <w:spacing w:before="0" w:after="160"/>
         <w:rPr/>
       </w:pPr>
       <w:r>
@@ -1536,28 +1544,25 @@
       <w:pPr>
         <w:pStyle w:val="Normal"/>
         <w:spacing w:before="0" w:after="160"/>
-        <w:jc w:val="both"/>
-        <w:rPr/>
-      </w:pPr>
-      <w:r>
-        <w:rPr/>
-        <w:t>For the E-cores with 32 KiB L1d, three tiles must fit simultaneously:</w:t>
-      </w:r>
-    </w:p>
-    <w:p>
-      <w:pPr>
-        <w:pStyle w:val="BodyText"/>
-        <w:rPr/>
-      </w:pPr>
-      <w:r>
-        <w:rPr/>
-      </w:r>
-    </w:p>
-    <w:p>
-      <w:pPr>
-        <w:pStyle w:val="Normal"/>
-        <w:spacing w:before="0" w:after="160"/>
-        <w:jc w:val="both"/>
+        <w:rPr/>
+      </w:pPr>
+      <w:r>
+        <w:rPr/>
+        <w:t xml:space="preserve">For the E-cores with 32 KiB L1d, three </w:t>
+      </w:r>
+      <w:r>
+        <w:rPr/>
+        <w:t>blocks</w:t>
+      </w:r>
+      <w:r>
+        <w:rPr/>
+        <w:t xml:space="preserve"> must fit simultaneously:</w:t>
+      </w:r>
+    </w:p>
+    <w:p>
+      <w:pPr>
+        <w:pStyle w:val="Normal"/>
+        <w:spacing w:before="0" w:after="160"/>
         <w:rPr/>
       </w:pPr>
       <w:r>
@@ -1567,45 +1572,35 @@
     </w:p>
     <w:p>
       <w:pPr>
-        <w:pStyle w:val="BodyText"/>
-        <w:rPr/>
-      </w:pPr>
-      <w:r>
-        <w:rPr/>
-        <w:t>3 × BLOCK_SIZE² × 8 bytes ≤ 32,768 bytes → BLOCK_SIZE² ≤ 1,365 → BLOCK_SIZE ≤ 36</w:t>
-      </w:r>
-    </w:p>
-    <w:p>
-      <w:pPr>
-        <w:pStyle w:val="BodyText"/>
-        <w:rPr/>
-      </w:pPr>
-      <w:r>
-        <w:rPr/>
-      </w:r>
-    </w:p>
-    <w:p>
-      <w:pPr>
-        <w:pStyle w:val="Normal"/>
-        <w:spacing w:before="0" w:after="160"/>
-        <w:jc w:val="both"/>
-        <w:rPr/>
-      </w:pPr>
-      <w:r>
-        <w:rPr/>
-        <w:t xml:space="preserve">By this analysis BLOCK_SIZE=32 should be optimal, yet BLOCK_SIZE=8 outperforms it substantially. </w:t>
-      </w:r>
-    </w:p>
-    <w:p>
-      <w:pPr>
-        <w:pStyle w:val="Normal"/>
-        <w:spacing w:before="0" w:after="160"/>
-        <w:jc w:val="both"/>
-        <w:rPr/>
-      </w:pPr>
-      <w:r>
-        <w:rPr/>
-        <w:t>The reason is compiler code generation. The do_block() function has three nested loops each bounded by the compile-time constant BLOCK_SIZE. At BLOCK_SIZE=8 those loops cover only 8x8x8 = 512 iterations total, which the compiler can fully unroll and vectorise into a tight sequence of AVX2 instructions, effectively treating the entire block as a fixed-size kernel. At BLOCK_SIZE=32 the inner triple loop covers 32,768 iterations, which the compiler cannot fully unroll. BLOCK_SIZE=8 therefore benefits from both block-induced cache reuse and aggressive compiler loop optimisation at the same time, while BLOCK_SIZE=32 only gets the cache benefit. The optimal block size is  determined  by cache capacity and how aggressively the compiler can optimise small fixed-size loops.</w:t>
+        <w:pStyle w:val="Normal"/>
+        <w:spacing w:before="0" w:after="160"/>
+        <w:rPr/>
+      </w:pPr>
+      <w:r>
+        <w:rPr/>
+        <w:t>3 x BLOCK_SIZE^2 x 8 bytes &lt;= 32,768 bytes =&gt; BLOCK_SIZE^2 &lt;= 1,365 =&gt; BLOCK_SIZE &lt;= 36</w:t>
+      </w:r>
+    </w:p>
+    <w:p>
+      <w:pPr>
+        <w:pStyle w:val="Normal"/>
+        <w:spacing w:before="0" w:after="160"/>
+        <w:rPr/>
+      </w:pPr>
+      <w:r>
+        <w:rPr/>
+        <w:t>By this analysis BLOCK_SIZE=32 should be optimal, yet BLOCK_SIZE=8 outperforms it substantially.</w:t>
+      </w:r>
+    </w:p>
+    <w:p>
+      <w:pPr>
+        <w:pStyle w:val="Normal"/>
+        <w:spacing w:before="0" w:after="160"/>
+        <w:rPr/>
+      </w:pPr>
+      <w:r>
+        <w:rPr/>
+        <w:t>The reason is compiler code generation. The do_block() function has three nested loops each bounded by the compile-time constant BLOCK_SIZE. At BLOCK_SIZE=8 those loops cover only 8x8x8 = 512 iterations total, which the compiler can fully unroll and vectorise into a tight sequence of AVX2 instructions, effectively treating the entire block as a fixed-size kernel. This is visible in main.s: the assembly shows 8 consecutive vmulpd instructions at 32-byte offsets (0, 32B, 64B, 96B, 128B, 160B, 192B, 224B) with no loop branches between them, confirming the entire block was unrolled into a branchless sequence of four-wide vector operations. At BLOCK_SIZE=32 the inner triple loop covers 32,768 iterations, which the compiler cannot fully unroll. BLOCK_SIZE=8 therefore benefits from both block-induced cache reuse and aggressive compiler loop optimisation at the same time, while BLOCK_SIZE=32 only gets the cache benefit. The optimal block size is determined by cache capacity and how the compiler can optimise small fixed-size loops.</w:t>
       </w:r>
     </w:p>
     <w:p>
@@ -1701,19 +1696,17 @@
       <w:pPr>
         <w:pStyle w:val="Normal"/>
         <w:spacing w:before="0" w:after="160"/>
-        <w:jc w:val="both"/>
-        <w:rPr/>
-      </w:pPr>
-      <w:r>
-        <w:rPr/>
-        <w:t>subword_parallelism_matrix_multiply() uses AVX2 intrinsics to process four doubles per instruction. _mm256_broadcast_sd loads a scalar A[i][k] into all four lanes of a 256-bit register; _mm256_load_pd loads four consecutive B[k][j] elements; _mm256_mul_pd and _mm256_add_pd perform the four-wide multiply-accumulate; and _mm256_store_pd writes the result back. This replaces four sequential scalar operations with one vector instruction.</w:t>
-      </w:r>
-    </w:p>
-    <w:p>
-      <w:pPr>
-        <w:pStyle w:val="Normal"/>
-        <w:spacing w:before="0" w:after="160"/>
-        <w:jc w:val="both"/>
+        <w:rPr/>
+      </w:pPr>
+      <w:r>
+        <w:rPr/>
+        <w:t>subword_parallelism_matrix_multiply() uses AVX2 intrinsics to process four doubles per instruction. _mm256_broadcast_sd loads a scalar A[i][k] into all four lanes of a 256-bit register; _mm256_load_pd loads four consecutive B[k][j] elements; _mm256_mul_pd and _mm256_add_pd perform the four-wide multiply-accumulate; and _mm256_store_pd writes the result back. This replaces four sequential scalar operations with one vector instruction. The pattern is visible in main.s: vbroadcastsd loads A[i][k] into ymm1, followed by vmulpd and vaddpd operating on 256-bit ymm registers.</w:t>
+      </w:r>
+    </w:p>
+    <w:p>
+      <w:pPr>
+        <w:pStyle w:val="Normal"/>
+        <w:spacing w:before="0" w:after="160"/>
         <w:rPr/>
       </w:pPr>
       <w:r>

--- a/canvas_answers.docx
+++ b/canvas_answers.docx
@@ -753,15 +753,7 @@
       </w:pPr>
       <w:r>
         <w:rPr/>
-        <w:t xml:space="preserve">At -O0 no transformations are applied. </w:t>
-      </w:r>
-      <w:r>
-        <w:rPr/>
-        <w:t>Looking at</w:t>
-      </w:r>
-      <w:r>
-        <w:rPr/>
-        <w:t xml:space="preserve"> main.s shows scalar vmulsd and vaddsd instructions operating on xmm registers, one double at a time, alongside explicit jmp and jl branch instructions on every loop iteration and variables reloaded from the stack via rbp-relative addresses. Performance sits in a flat band around 0.3-0.4x10^9 FLOPS, declining slightly to around 0.2x10^9 at large N.</w:t>
+        <w:t>At -O0 no transformations are applied. Looking at main.s shows scalar vmulsd and vaddsd instructions operating on xmm registers, one double at a time, alongside explicit jmp and jl branch instructions on every loop iteration and variables reloaded from the stack via rbp-relative addresses. Performance sits in a flat band around 0.3-0.4x10^9 FLOPS, declining slightly to around 0.2x10^9 at large N.</w:t>
       </w:r>
     </w:p>
     <w:p>
@@ -1518,15 +1510,7 @@
       </w:pPr>
       <w:r>
         <w:rPr/>
-        <w:t xml:space="preserve">Blocking addresses this by partitioning the matrices into </w:t>
-      </w:r>
-      <w:r>
-        <w:rPr/>
-        <w:t>blocks</w:t>
-      </w:r>
-      <w:r>
-        <w:rPr/>
-        <w:t xml:space="preserve"> of BLOCK_SIZE x BLOCK_SIZE and completing the full k-accumulation for each block before moving on. While one block is being processed, all three block submatrices stay resident in L1, so accesses within the block hit L1 rather than requiring a cache refill.</w:t>
+        <w:t>Blocking addresses this by partitioning the matrices into blocks of BLOCK_SIZE x BLOCK_SIZE and completing the full k-accumulation for each block before moving on. While one block is being processed, all three block submatrices stay resident in L1, so accesses within the block hit L1 rather than requiring a cache refill.</w:t>
       </w:r>
     </w:p>
     <w:p>
@@ -1548,15 +1532,7 @@
       </w:pPr>
       <w:r>
         <w:rPr/>
-        <w:t xml:space="preserve">For the E-cores with 32 KiB L1d, three </w:t>
-      </w:r>
-      <w:r>
-        <w:rPr/>
-        <w:t>blocks</w:t>
-      </w:r>
-      <w:r>
-        <w:rPr/>
-        <w:t xml:space="preserve"> must fit simultaneously:</w:t>
+        <w:t>For the E-cores with 32 KiB L1d, three blocks must fit simultaneously:</w:t>
       </w:r>
     </w:p>
     <w:p>
@@ -2009,7 +1985,23 @@
       </w:pPr>
       <w:r>
         <w:rPr/>
-        <w:t xml:space="preserve">This exercise shows that achieving large speedups requires reasoning from specific hardware parameters rather than applying generic improvements. My decisions here based on the properties of the i7-1355U: the 32 KiB E-core L1d derivation for block size, the thread count data showing 10 outperforms 12, the 4-wide AVX2 stride. </w:t>
+        <w:t xml:space="preserve">This exercise shows that achieving large speedups requires reasoning from specific hardware parameters rather than applying generic improvements. My decisions here based on the properties of the i7-1355U: the 32 KiB E-core L1d derivation for block size, the thread count data showing 10 outperforms 12, the 4-wide AVX2 stride.  The 25x speedup achieved here also highlights how misleading single-number performance claims can be: the same binary running on this machine under different matrix sizes ranges from 6x to 25x faster than baseline, so </w:t>
+      </w:r>
+      <w:r>
+        <w:rPr/>
+        <w:t>the values</w:t>
+      </w:r>
+      <w:r>
+        <w:rPr/>
+        <w:t xml:space="preserve"> without context is meaningless </w:t>
+      </w:r>
+      <w:r>
+        <w:rPr/>
+        <w:t>in my opinio</w:t>
+      </w:r>
+      <w:r>
+        <w:rPr/>
+        <w:t>n.</w:t>
       </w:r>
     </w:p>
     <w:p>
